--- a/t39_s3.docx
+++ b/t39_s3.docx
@@ -3,2348 +3,998 @@
 <w:document xmlns:wpc="http://schemas.microsoft.com/office/word/2010/wordprocessingCanvas" xmlns:mo="http://schemas.microsoft.com/office/mac/office/2008/main" xmlns:mc="http://schemas.openxmlformats.org/markup-compatibility/2006" xmlns:mv="urn:schemas-microsoft-com:mac:vml" xmlns:o="urn:schemas-microsoft-com:office:office" xmlns:r="http://schemas.openxmlformats.org/officeDocument/2006/relationships" xmlns:m="http://schemas.openxmlformats.org/officeDocument/2006/math" xmlns:v="urn:schemas-microsoft-com:vml" xmlns:wp14="http://schemas.microsoft.com/office/word/2010/wordprocessingDrawing" xmlns:wp="http://schemas.openxmlformats.org/drawingml/2006/wordprocessingDrawing" xmlns:w10="urn:schemas-microsoft-com:office:word" xmlns:w="http://schemas.openxmlformats.org/wordprocessingml/2006/main" xmlns:w14="http://schemas.microsoft.com/office/word/2010/wordml" xmlns:wpg="http://schemas.microsoft.com/office/word/2010/wordprocessingGroup" xmlns:wpi="http://schemas.microsoft.com/office/word/2010/wordprocessingInk" xmlns:wne="http://schemas.microsoft.com/office/word/2006/wordml" xmlns:wps="http://schemas.microsoft.com/office/word/2010/wordprocessingShape" mc:Ignorable="w14 wp14">
   <w:body>
     <w:p>
-      <w:pPr>
-        <w:spacing w:after="40" w:before="120"/>
-      </w:pPr>
       <w:r>
-        <w:rPr>
-          <w:b w:val="0"/>
-          <w:i w:val="0"/>
-          <w:sz w:val="22"/>
-        </w:rPr>
-        <w:t>Question: A nurse assesses pitting oedema by pressing a finger into the client's ankle. A 2 mm depression that disappears rapidly is graded as:</w:t>
+        <w:t xml:space="preserve">Question: A classic triad of Parkinson's disease is:</w:t>
       </w:r>
     </w:p>
     <w:p>
-      <w:pPr>
-        <w:spacing w:after="0" w:before="0"/>
-      </w:pPr>
       <w:r>
-        <w:rPr>
-          <w:b w:val="0"/>
-          <w:i w:val="0"/>
-          <w:sz w:val="22"/>
-        </w:rPr>
-        <w:t>(a) 1+ oedema</w:t>
+        <w:t xml:space="preserve">(a) Fever, rash, and cough</w:t>
       </w:r>
     </w:p>
     <w:p>
-      <w:pPr>
-        <w:spacing w:after="0" w:before="0"/>
-      </w:pPr>
       <w:r>
-        <w:rPr>
-          <w:b w:val="0"/>
-          <w:i w:val="0"/>
-          <w:sz w:val="22"/>
-        </w:rPr>
-        <w:t>(b) 2+ oedema</w:t>
+        <w:t xml:space="preserve">(b) Weight gain, edema, and bradycardia</w:t>
       </w:r>
     </w:p>
     <w:p>
-      <w:pPr>
-        <w:spacing w:after="0" w:before="0"/>
-      </w:pPr>
       <w:r>
-        <w:rPr>
-          <w:b w:val="0"/>
-          <w:i w:val="0"/>
-          <w:sz w:val="22"/>
-        </w:rPr>
-        <w:t>(c) 3+ oedema</w:t>
+        <w:t xml:space="preserve">(c) Tremor, rigidity, and bradykinesia</w:t>
       </w:r>
     </w:p>
     <w:p>
-      <w:pPr>
-        <w:spacing w:after="0" w:before="0"/>
-      </w:pPr>
       <w:r>
-        <w:rPr>
-          <w:b w:val="0"/>
-          <w:i w:val="0"/>
-          <w:sz w:val="22"/>
-        </w:rPr>
-        <w:t>(d) 4+ oedema</w:t>
+        <w:t xml:space="preserve">(d) Diarrhea, vomiting, and cramps</w:t>
       </w:r>
     </w:p>
     <w:p>
-      <w:pPr>
-        <w:spacing w:after="0" w:before="40"/>
-      </w:pPr>
       <w:r>
-        <w:rPr>
-          <w:b/>
-          <w:i w:val="0"/>
-          <w:sz w:val="22"/>
-        </w:rPr>
-        <w:t>Answer: a</w:t>
+        <w:t xml:space="preserve">Answer: c</w:t>
       </w:r>
     </w:p>
     <w:p>
-      <w:pPr>
-        <w:spacing w:after="0" w:before="0"/>
-      </w:pPr>
       <w:r>
-        <w:rPr>
-          <w:b w:val="0"/>
-          <w:i w:val="0"/>
-          <w:sz w:val="21"/>
-        </w:rPr>
-        <w:t>Solution: Pitting oedema is graded 1+ (barely detectable, 2 mm) to 4+ (deep, 8 mm, lasting minutes). A 2 mm pit that clears quickly is 1+; deeper and longer-lasting pits score higher.</w:t>
+        <w:t xml:space="preserve">Solution: Parkinson's is marked by resting tremor, muscle rigidity, and bradykinesia (slowness of movement).</w:t>
       </w:r>
     </w:p>
     <w:p>
-      <w:pPr>
-        <w:spacing w:after="0" w:before="0"/>
-      </w:pPr>
       <w:r>
-        <w:rPr>
-          <w:b w:val="0"/>
-          <w:i w:val="0"/>
-          <w:sz w:val="20"/>
-        </w:rPr>
-        <w:t>Positive Marks: 1</w:t>
+        <w:t xml:space="preserve">Positive Marks: 1</w:t>
       </w:r>
     </w:p>
     <w:p>
-      <w:pPr>
-        <w:spacing w:after="160" w:before="0"/>
-      </w:pPr>
       <w:r>
-        <w:rPr>
-          <w:b w:val="0"/>
-          <w:i w:val="0"/>
-          <w:sz w:val="20"/>
-        </w:rPr>
-        <w:t>Negative Marks: 0.25</w:t>
+        <w:t xml:space="preserve">Negative Marks: 0.25</w:t>
       </w:r>
     </w:p>
     <w:p>
-      <w:pPr>
-        <w:spacing w:after="40" w:before="120"/>
-      </w:pPr>
       <w:r>
-        <w:rPr>
-          <w:b w:val="0"/>
-          <w:i w:val="0"/>
-          <w:sz w:val="22"/>
-        </w:rPr>
-        <w:t>Question: Which is the correct technique for removing and cleaning an artificial (prosthetic) eye?</w:t>
+        <w:t xml:space="preserve"/>
       </w:r>
     </w:p>
     <w:p>
-      <w:pPr>
-        <w:spacing w:after="0" w:before="0"/>
-      </w:pPr>
       <w:r>
-        <w:rPr>
-          <w:b w:val="0"/>
-          <w:i w:val="0"/>
-          <w:sz w:val="22"/>
-        </w:rPr>
-        <w:t>(a) Wash the eye with normal saline and store it in a labelled container with saline or water</w:t>
+        <w:t xml:space="preserve">Question: A back rub given before sleep should last about:</w:t>
       </w:r>
     </w:p>
     <w:p>
-      <w:pPr>
-        <w:spacing w:after="0" w:before="0"/>
-      </w:pPr>
       <w:r>
-        <w:rPr>
-          <w:b w:val="0"/>
-          <w:i w:val="0"/>
-          <w:sz w:val="22"/>
-        </w:rPr>
-        <w:t>(b) Rub the artificial eye with alcohol</w:t>
+        <w:t xml:space="preserve">(a) 3-6 minutes</w:t>
       </w:r>
     </w:p>
     <w:p>
-      <w:pPr>
-        <w:spacing w:after="0" w:before="0"/>
-      </w:pPr>
       <w:r>
-        <w:rPr>
-          <w:b w:val="0"/>
-          <w:i w:val="0"/>
-          <w:sz w:val="22"/>
-        </w:rPr>
-        <w:t>(c) Store the eye dry in the bedside drawer</w:t>
+        <w:t xml:space="preserve">(b) 1 minute</w:t>
       </w:r>
     </w:p>
     <w:p>
-      <w:pPr>
-        <w:spacing w:after="0" w:before="0"/>
-      </w:pPr>
       <w:r>
-        <w:rPr>
-          <w:b w:val="0"/>
-          <w:i w:val="0"/>
-          <w:sz w:val="22"/>
-        </w:rPr>
-        <w:t>(d) Clean the eye with soap and hot water</w:t>
+        <w:t xml:space="preserve">(c) 30 minutes</w:t>
       </w:r>
     </w:p>
     <w:p>
-      <w:pPr>
-        <w:spacing w:after="0" w:before="40"/>
-      </w:pPr>
       <w:r>
-        <w:rPr>
-          <w:b/>
-          <w:i w:val="0"/>
-          <w:sz w:val="22"/>
-        </w:rPr>
-        <w:t>Answer: a</w:t>
+        <w:t xml:space="preserve">(d) 60 minutes</w:t>
       </w:r>
     </w:p>
     <w:p>
-      <w:pPr>
-        <w:spacing w:after="0" w:before="0"/>
-      </w:pPr>
       <w:r>
-        <w:rPr>
-          <w:b w:val="0"/>
-          <w:i w:val="0"/>
-          <w:sz w:val="21"/>
-        </w:rPr>
-        <w:t>Solution: An artificial eye is cleaned with normal saline or a gentle solution and stored in a labelled container filled with saline or water to keep it moist. Alcohol (b) and hot water (d) damage the prosthesis, and dry storage (c) warps it.</w:t>
+        <w:t xml:space="preserve">Answer: a</w:t>
       </w:r>
     </w:p>
     <w:p>
-      <w:pPr>
-        <w:spacing w:after="0" w:before="0"/>
-      </w:pPr>
       <w:r>
-        <w:rPr>
-          <w:b w:val="0"/>
-          <w:i w:val="0"/>
-          <w:sz w:val="20"/>
-        </w:rPr>
-        <w:t>Positive Marks: 1</w:t>
+        <w:t xml:space="preserve">Solution: A 3-6 minute back rub relaxes muscles and promotes sleep without overstimulating or fatiguing the client.</w:t>
       </w:r>
     </w:p>
     <w:p>
-      <w:pPr>
-        <w:spacing w:after="160" w:before="0"/>
-      </w:pPr>
       <w:r>
-        <w:rPr>
-          <w:b w:val="0"/>
-          <w:i w:val="0"/>
-          <w:sz w:val="20"/>
-        </w:rPr>
-        <w:t>Negative Marks: 0.25</w:t>
+        <w:t xml:space="preserve">Positive Marks: 1</w:t>
       </w:r>
     </w:p>
     <w:p>
-      <w:pPr>
-        <w:spacing w:after="40" w:before="120"/>
-      </w:pPr>
       <w:r>
-        <w:rPr>
-          <w:b w:val="0"/>
-          <w:i w:val="0"/>
-          <w:sz w:val="22"/>
-        </w:rPr>
-        <w:t>Question: Which is correct when irrigating a client's ear?</w:t>
+        <w:t xml:space="preserve">Negative Marks: 0.25</w:t>
       </w:r>
     </w:p>
     <w:p>
-      <w:pPr>
-        <w:spacing w:after="0" w:before="0"/>
-      </w:pPr>
       <w:r>
-        <w:rPr>
-          <w:b w:val="0"/>
-          <w:i w:val="0"/>
-          <w:sz w:val="22"/>
-        </w:rPr>
-        <w:t>(a) Direct the solution along the upper wall of the ear canal, not directly at the tympanic membrane</w:t>
+        <w:t xml:space="preserve"/>
       </w:r>
     </w:p>
     <w:p>
-      <w:pPr>
-        <w:spacing w:after="0" w:before="0"/>
-      </w:pPr>
       <w:r>
-        <w:rPr>
-          <w:b w:val="0"/>
-          <w:i w:val="0"/>
-          <w:sz w:val="22"/>
-        </w:rPr>
-        <w:t>(b) Direct the solution forcefully at the eardrum</w:t>
+        <w:t xml:space="preserve">Question: After an episiotomy, the nurse applies ice packs for the first 24 hours to:</w:t>
       </w:r>
     </w:p>
     <w:p>
-      <w:pPr>
-        <w:spacing w:after="0" w:before="0"/>
-      </w:pPr>
       <w:r>
-        <w:rPr>
-          <w:b w:val="0"/>
-          <w:i w:val="0"/>
-          <w:sz w:val="22"/>
-        </w:rPr>
-        <w:t>(c) Use ice-cold solution to reduce pain</w:t>
+        <w:t xml:space="preserve">(a) Increase bleeding</w:t>
       </w:r>
     </w:p>
     <w:p>
-      <w:pPr>
-        <w:spacing w:after="0" w:before="0"/>
-      </w:pPr>
       <w:r>
-        <w:rPr>
-          <w:b w:val="0"/>
-          <w:i w:val="0"/>
-          <w:sz w:val="22"/>
-        </w:rPr>
-        <w:t>(d) Insert the syringe deeply until resistance is felt</w:t>
+        <w:t xml:space="preserve">(b) Warm the area</w:t>
       </w:r>
     </w:p>
     <w:p>
-      <w:pPr>
-        <w:spacing w:after="0" w:before="40"/>
-      </w:pPr>
       <w:r>
-        <w:rPr>
-          <w:b/>
-          <w:i w:val="0"/>
-          <w:sz w:val="22"/>
-        </w:rPr>
-        <w:t>Answer: a</w:t>
+        <w:t xml:space="preserve">(c) Promote infection</w:t>
       </w:r>
     </w:p>
     <w:p>
-      <w:pPr>
-        <w:spacing w:after="0" w:before="0"/>
-      </w:pPr>
       <w:r>
-        <w:rPr>
-          <w:b w:val="0"/>
-          <w:i w:val="0"/>
-          <w:sz w:val="21"/>
-        </w:rPr>
-        <w:t>Solution: Ear irrigation directs warm solution along the upper wall of the canal so it flows around the cerumen without striking the eardrum. Direct or forceful flow (b), cold solution (c), and deep insertion (d) can damage the tympanic membrane.</w:t>
+        <w:t xml:space="preserve">(d) Reduce edema and pain</w:t>
       </w:r>
     </w:p>
     <w:p>
-      <w:pPr>
-        <w:spacing w:after="0" w:before="0"/>
-      </w:pPr>
       <w:r>
-        <w:rPr>
-          <w:b w:val="0"/>
-          <w:i w:val="0"/>
-          <w:sz w:val="20"/>
-        </w:rPr>
-        <w:t>Positive Marks: 1</w:t>
+        <w:t xml:space="preserve">Answer: d</w:t>
       </w:r>
     </w:p>
     <w:p>
-      <w:pPr>
-        <w:spacing w:after="160" w:before="0"/>
-      </w:pPr>
       <w:r>
-        <w:rPr>
-          <w:b w:val="0"/>
-          <w:i w:val="0"/>
-          <w:sz w:val="20"/>
-        </w:rPr>
-        <w:t>Negative Marks: 0.25</w:t>
+        <w:t xml:space="preserve">Solution: Cold therapy constricts vessels, reducing edema and pain; heat is used later to promote healing.</w:t>
       </w:r>
     </w:p>
     <w:p>
-      <w:pPr>
-        <w:spacing w:after="40" w:before="120"/>
-      </w:pPr>
       <w:r>
-        <w:rPr>
-          <w:b w:val="0"/>
-          <w:i w:val="0"/>
-          <w:sz w:val="22"/>
-        </w:rPr>
-        <w:t>Question: An oil retention enema is prescribed for a client with constipation. What is the purpose of this enema?</w:t>
+        <w:t xml:space="preserve">Positive Marks: 1</w:t>
       </w:r>
     </w:p>
     <w:p>
-      <w:pPr>
-        <w:spacing w:after="0" w:before="0"/>
-      </w:pPr>
       <w:r>
-        <w:rPr>
-          <w:b w:val="0"/>
-          <w:i w:val="0"/>
-          <w:sz w:val="22"/>
-        </w:rPr>
-        <w:t>(a) To soften and lubricate the stool so it is easier to pass</w:t>
+        <w:t xml:space="preserve">Negative Marks: 0.25</w:t>
       </w:r>
     </w:p>
     <w:p>
-      <w:pPr>
-        <w:spacing w:after="0" w:before="0"/>
-      </w:pPr>
       <w:r>
-        <w:rPr>
-          <w:b w:val="0"/>
-          <w:i w:val="0"/>
-          <w:sz w:val="22"/>
-        </w:rPr>
-        <w:t>(b) To stimulate immediate evacuation with water</w:t>
+        <w:t xml:space="preserve"/>
       </w:r>
     </w:p>
     <w:p>
-      <w:pPr>
-        <w:spacing w:after="0" w:before="0"/>
-      </w:pPr>
       <w:r>
-        <w:rPr>
-          <w:b w:val="0"/>
-          <w:i w:val="0"/>
-          <w:sz w:val="22"/>
-        </w:rPr>
-        <w:t>(c) To clean the bowel before surgery</w:t>
+        <w:t xml:space="preserve">Question: A BCG scar is evidence of:</w:t>
       </w:r>
     </w:p>
     <w:p>
-      <w:pPr>
-        <w:spacing w:after="0" w:before="0"/>
-      </w:pPr>
       <w:r>
-        <w:rPr>
-          <w:b w:val="0"/>
-          <w:i w:val="0"/>
-          <w:sz w:val="22"/>
-        </w:rPr>
-        <w:t>(d) To administer medication systemically</w:t>
+        <w:t xml:space="preserve">(a) Polio immunity</w:t>
       </w:r>
     </w:p>
     <w:p>
-      <w:pPr>
-        <w:spacing w:after="0" w:before="40"/>
-      </w:pPr>
       <w:r>
-        <w:rPr>
-          <w:b/>
-          <w:i w:val="0"/>
-          <w:sz w:val="22"/>
-        </w:rPr>
-        <w:t>Answer: a</w:t>
+        <w:t xml:space="preserve">(b) Previous BCG vaccination or natural tuberculosis infection</w:t>
       </w:r>
     </w:p>
     <w:p>
-      <w:pPr>
-        <w:spacing w:after="0" w:before="0"/>
-      </w:pPr>
       <w:r>
-        <w:rPr>
-          <w:b w:val="0"/>
-          <w:i w:val="0"/>
-          <w:sz w:val="21"/>
-        </w:rPr>
-        <w:t>Solution: An oil retention enema instils oil that is retained for a period to soften and lubricate impacted stool. It is not a rapid cleansing enema (b, c), and its purpose is local, not systemic medication (d).</w:t>
+        <w:t xml:space="preserve">(c) Measles infection</w:t>
       </w:r>
     </w:p>
     <w:p>
-      <w:pPr>
-        <w:spacing w:after="0" w:before="0"/>
-      </w:pPr>
       <w:r>
-        <w:rPr>
-          <w:b w:val="0"/>
-          <w:i w:val="0"/>
-          <w:sz w:val="20"/>
-        </w:rPr>
-        <w:t>Positive Marks: 1</w:t>
+        <w:t xml:space="preserve">(d) Vitamin deficiency</w:t>
       </w:r>
     </w:p>
     <w:p>
-      <w:pPr>
-        <w:spacing w:after="160" w:before="0"/>
-      </w:pPr>
       <w:r>
-        <w:rPr>
-          <w:b w:val="0"/>
-          <w:i w:val="0"/>
-          <w:sz w:val="20"/>
-        </w:rPr>
-        <w:t>Negative Marks: 0.25</w:t>
+        <w:t xml:space="preserve">Answer: b</w:t>
       </w:r>
     </w:p>
     <w:p>
-      <w:pPr>
-        <w:spacing w:after="40" w:before="120"/>
-      </w:pPr>
       <w:r>
-        <w:rPr>
-          <w:b w:val="0"/>
-          <w:i w:val="0"/>
-          <w:sz w:val="22"/>
-        </w:rPr>
-        <w:t>Question: Which type of colostomy can usually be regulated with irrigation?</w:t>
+        <w:t xml:space="preserve">Solution: A scar at the injection site indicates the BCG vaccine was given (or prior TB exposure); it does not guarantee lifelong immunity.</w:t>
       </w:r>
     </w:p>
     <w:p>
-      <w:pPr>
-        <w:spacing w:after="0" w:before="0"/>
-      </w:pPr>
       <w:r>
-        <w:rPr>
-          <w:b w:val="0"/>
-          <w:i w:val="0"/>
-          <w:sz w:val="22"/>
-        </w:rPr>
-        <w:t>(a) A descending or sigmoid colostomy with formed stool</w:t>
+        <w:t xml:space="preserve">Positive Marks: 1</w:t>
       </w:r>
     </w:p>
     <w:p>
-      <w:pPr>
-        <w:spacing w:after="0" w:before="0"/>
-      </w:pPr>
       <w:r>
-        <w:rPr>
-          <w:b w:val="0"/>
-          <w:i w:val="0"/>
-          <w:sz w:val="22"/>
-        </w:rPr>
-        <w:t>(b) An ascending colostomy</w:t>
+        <w:t xml:space="preserve">Negative Marks: 0.25</w:t>
       </w:r>
     </w:p>
     <w:p>
-      <w:pPr>
-        <w:spacing w:after="0" w:before="0"/>
-      </w:pPr>
       <w:r>
-        <w:rPr>
-          <w:b w:val="0"/>
-          <w:i w:val="0"/>
-          <w:sz w:val="22"/>
-        </w:rPr>
-        <w:t>(c) A transverse colostomy</w:t>
+        <w:t xml:space="preserve"/>
       </w:r>
     </w:p>
     <w:p>
-      <w:pPr>
-        <w:spacing w:after="0" w:before="0"/>
-      </w:pPr>
       <w:r>
-        <w:rPr>
-          <w:b w:val="0"/>
-          <w:i w:val="0"/>
-          <w:sz w:val="22"/>
-        </w:rPr>
-        <w:t>(d) An ileostomy</w:t>
+        <w:t xml:space="preserve">Question: When caring for a client with dementia, the nurse should:</w:t>
       </w:r>
     </w:p>
     <w:p>
-      <w:pPr>
-        <w:spacing w:after="0" w:before="40"/>
-      </w:pPr>
       <w:r>
-        <w:rPr>
-          <w:b/>
-          <w:i w:val="0"/>
-          <w:sz w:val="22"/>
-        </w:rPr>
-        <w:t>Answer: a</w:t>
+        <w:t xml:space="preserve">(a) Use complex instructions</w:t>
       </w:r>
     </w:p>
     <w:p>
-      <w:pPr>
-        <w:spacing w:after="0" w:before="0"/>
-      </w:pPr>
       <w:r>
-        <w:rPr>
-          <w:b w:val="0"/>
-          <w:i w:val="0"/>
-          <w:sz w:val="21"/>
-        </w:rPr>
-        <w:t>Solution: Colostomy irrigation works best for descending or sigmoid colostomies, which produce formed stool. Ascending (b) and transverse (c) colostomies produce semi-liquid stool, and an ileostomy (d) output is liquid and cannot be regulated by irrigation.</w:t>
+        <w:t xml:space="preserve">(b) Argue with the client's beliefs</w:t>
       </w:r>
     </w:p>
     <w:p>
-      <w:pPr>
-        <w:spacing w:after="0" w:before="0"/>
-      </w:pPr>
       <w:r>
-        <w:rPr>
-          <w:b w:val="0"/>
-          <w:i w:val="0"/>
-          <w:sz w:val="20"/>
-        </w:rPr>
-        <w:t>Positive Marks: 1</w:t>
+        <w:t xml:space="preserve">(c) Use simple, short statements and maintain routine</w:t>
       </w:r>
     </w:p>
     <w:p>
-      <w:pPr>
-        <w:spacing w:after="160" w:before="0"/>
-      </w:pPr>
       <w:r>
-        <w:rPr>
-          <w:b w:val="0"/>
-          <w:i w:val="0"/>
-          <w:sz w:val="20"/>
-        </w:rPr>
-        <w:t>Negative Marks: 0.25</w:t>
+        <w:t xml:space="preserve">(d) Change the environment daily</w:t>
       </w:r>
     </w:p>
     <w:p>
-      <w:pPr>
-        <w:spacing w:after="40" w:before="120"/>
-      </w:pPr>
       <w:r>
-        <w:rPr>
-          <w:b w:val="0"/>
-          <w:i w:val="0"/>
-          <w:sz w:val="22"/>
-        </w:rPr>
-        <w:t>Question: Which is correct when caring for a client with an indwelling urinary catheter?</w:t>
+        <w:t xml:space="preserve">Answer: c</w:t>
       </w:r>
     </w:p>
     <w:p>
-      <w:pPr>
-        <w:spacing w:after="0" w:before="0"/>
-      </w:pPr>
       <w:r>
-        <w:rPr>
-          <w:b w:val="0"/>
-          <w:i w:val="0"/>
-          <w:sz w:val="22"/>
-        </w:rPr>
-        <w:t>(a) Keep the drainage bag below the level of the bladder and avoid kinks in the tubing</w:t>
+        <w:t xml:space="preserve">Solution: Simple statements, a consistent routine, and a calm environment reduce confusion and agitation in dementia.</w:t>
       </w:r>
     </w:p>
     <w:p>
-      <w:pPr>
-        <w:spacing w:after="0" w:before="0"/>
-      </w:pPr>
       <w:r>
-        <w:rPr>
-          <w:b w:val="0"/>
-          <w:i w:val="0"/>
-          <w:sz w:val="22"/>
-        </w:rPr>
-        <w:t>(b) Empty the bag by lifting it above the bed</w:t>
+        <w:t xml:space="preserve">Positive Marks: 1</w:t>
       </w:r>
     </w:p>
     <w:p>
-      <w:pPr>
-        <w:spacing w:after="0" w:before="0"/>
-      </w:pPr>
       <w:r>
-        <w:rPr>
-          <w:b w:val="0"/>
-          <w:i w:val="0"/>
-          <w:sz w:val="22"/>
-        </w:rPr>
-        <w:t>(c) Let the tubing loop below the bag level</w:t>
+        <w:t xml:space="preserve">Negative Marks: 0.25</w:t>
       </w:r>
     </w:p>
     <w:p>
-      <w:pPr>
-        <w:spacing w:after="0" w:before="0"/>
-      </w:pPr>
       <w:r>
-        <w:rPr>
-          <w:b w:val="0"/>
-          <w:i w:val="0"/>
-          <w:sz w:val="22"/>
-        </w:rPr>
-        <w:t>(d) Keep the bag on the floor under the bed</w:t>
+        <w:t xml:space="preserve"/>
       </w:r>
     </w:p>
     <w:p>
-      <w:pPr>
-        <w:spacing w:after="0" w:before="40"/>
-      </w:pPr>
       <w:r>
-        <w:rPr>
-          <w:b/>
-          <w:i w:val="0"/>
-          <w:sz w:val="22"/>
-        </w:rPr>
-        <w:t>Answer: a</w:t>
+        <w:t xml:space="preserve">Question: Which spacing method has the highest typical effectiveness in preventing pregnancy?</w:t>
       </w:r>
     </w:p>
     <w:p>
-      <w:pPr>
-        <w:spacing w:after="0" w:before="0"/>
-      </w:pPr>
       <w:r>
-        <w:rPr>
-          <w:b w:val="0"/>
-          <w:i w:val="0"/>
-          <w:sz w:val="21"/>
-        </w:rPr>
-        <w:t>Solution: The drainage bag must stay below the bladder to prevent reflux, with tubing free of kinks and dependent loops. Lifting the bag above the bladder (b) causes backflow, and placing the bag on the floor (d) risks contamination.</w:t>
+        <w:t xml:space="preserve">(a) IUCD</w:t>
       </w:r>
     </w:p>
     <w:p>
-      <w:pPr>
-        <w:spacing w:after="0" w:before="0"/>
-      </w:pPr>
       <w:r>
-        <w:rPr>
-          <w:b w:val="0"/>
-          <w:i w:val="0"/>
-          <w:sz w:val="20"/>
-        </w:rPr>
-        <w:t>Positive Marks: 1</w:t>
+        <w:t xml:space="preserve">(b) Rhythm method</w:t>
       </w:r>
     </w:p>
     <w:p>
-      <w:pPr>
-        <w:spacing w:after="160" w:before="0"/>
-      </w:pPr>
       <w:r>
-        <w:rPr>
-          <w:b w:val="0"/>
-          <w:i w:val="0"/>
-          <w:sz w:val="20"/>
-        </w:rPr>
-        <w:t>Negative Marks: 0.25</w:t>
+        <w:t xml:space="preserve">(c) Withdrawal</w:t>
       </w:r>
     </w:p>
     <w:p>
-      <w:pPr>
-        <w:spacing w:after="40" w:before="120"/>
-      </w:pPr>
       <w:r>
-        <w:rPr>
-          <w:b w:val="0"/>
-          <w:i w:val="0"/>
-          <w:sz w:val="22"/>
-        </w:rPr>
-        <w:t>Question: Before administering a gavage (tube) feeding, the nurse must first:</w:t>
+        <w:t xml:space="preserve">(d) Douching</w:t>
       </w:r>
     </w:p>
     <w:p>
-      <w:pPr>
-        <w:spacing w:after="0" w:before="0"/>
-      </w:pPr>
       <w:r>
-        <w:rPr>
-          <w:b w:val="0"/>
-          <w:i w:val="0"/>
-          <w:sz w:val="22"/>
-        </w:rPr>
-        <w:t>(a) Verify correct tube placement in the stomach</w:t>
+        <w:t xml:space="preserve">Answer: a</w:t>
       </w:r>
     </w:p>
     <w:p>
-      <w:pPr>
-        <w:spacing w:after="0" w:before="0"/>
-      </w:pPr>
       <w:r>
-        <w:rPr>
-          <w:b w:val="0"/>
-          <w:i w:val="0"/>
-          <w:sz w:val="22"/>
-        </w:rPr>
-        <w:t>(b) Warm the formula in a microwave</w:t>
+        <w:t xml:space="preserve">Solution: IUCDs are over 99% effective, far surpassing rhythm, withdrawal, and douching, which are unreliable.</w:t>
       </w:r>
     </w:p>
     <w:p>
-      <w:pPr>
-        <w:spacing w:after="0" w:before="0"/>
-      </w:pPr>
       <w:r>
-        <w:rPr>
-          <w:b w:val="0"/>
-          <w:i w:val="0"/>
-          <w:sz w:val="22"/>
-        </w:rPr>
-        <w:t>(c) Elevate the head of the bed for 1 minute</w:t>
+        <w:t xml:space="preserve">Positive Marks: 1</w:t>
       </w:r>
     </w:p>
     <w:p>
-      <w:pPr>
-        <w:spacing w:after="0" w:before="0"/>
-      </w:pPr>
       <w:r>
-        <w:rPr>
-          <w:b w:val="0"/>
-          <w:i w:val="0"/>
-          <w:sz w:val="22"/>
-        </w:rPr>
-        <w:t>(d) Flush the tube with orange juice</w:t>
+        <w:t xml:space="preserve">Negative Marks: 0.25</w:t>
       </w:r>
     </w:p>
     <w:p>
-      <w:pPr>
-        <w:spacing w:after="0" w:before="40"/>
-      </w:pPr>
       <w:r>
-        <w:rPr>
-          <w:b/>
-          <w:i w:val="0"/>
-          <w:sz w:val="22"/>
-        </w:rPr>
-        <w:t>Answer: a</w:t>
+        <w:t xml:space="preserve"/>
       </w:r>
     </w:p>
     <w:p>
-      <w:pPr>
-        <w:spacing w:after="0" w:before="0"/>
-      </w:pPr>
       <w:r>
-        <w:rPr>
-          <w:b w:val="0"/>
-          <w:i w:val="0"/>
-          <w:sz w:val="21"/>
-        </w:rPr>
-        <w:t>Solution: Tube placement must be verified before every feeding—by aspirating gastric contents and checking pH—to prevent aspiration into the lungs. Warming formula in a microwave (b) creates hot spots, and orange juice (d) is not used to flush.</w:t>
+        <w:t xml:space="preserve">Question: A client taking ciprofloxacin should be told to report:</w:t>
       </w:r>
     </w:p>
     <w:p>
-      <w:pPr>
-        <w:spacing w:after="0" w:before="0"/>
-      </w:pPr>
       <w:r>
-        <w:rPr>
-          <w:b w:val="0"/>
-          <w:i w:val="0"/>
-          <w:sz w:val="20"/>
-        </w:rPr>
-        <w:t>Positive Marks: 1</w:t>
+        <w:t xml:space="preserve">(a) Improved vision</w:t>
       </w:r>
     </w:p>
     <w:p>
-      <w:pPr>
-        <w:spacing w:after="160" w:before="0"/>
-      </w:pPr>
       <w:r>
-        <w:rPr>
-          <w:b w:val="0"/>
-          <w:i w:val="0"/>
-          <w:sz w:val="20"/>
-        </w:rPr>
-        <w:t>Negative Marks: 0.25</w:t>
+        <w:t xml:space="preserve">(b) Weight gain</w:t>
       </w:r>
     </w:p>
     <w:p>
-      <w:pPr>
-        <w:spacing w:after="40" w:before="120"/>
-      </w:pPr>
       <w:r>
-        <w:rPr>
-          <w:b w:val="0"/>
-          <w:i w:val="0"/>
-          <w:sz w:val="22"/>
-        </w:rPr>
-        <w:t>Question: A client's IV fluid is ordered at 120 mL/hour. The infusion pump should be set at how many drops per minute if the drop factor is irrelevant to pumps?</w:t>
+        <w:t xml:space="preserve">(c) Constipation</w:t>
       </w:r>
     </w:p>
     <w:p>
-      <w:pPr>
-        <w:spacing w:after="0" w:before="0"/>
-      </w:pPr>
       <w:r>
-        <w:rPr>
-          <w:b w:val="0"/>
-          <w:i w:val="0"/>
-          <w:sz w:val="22"/>
-        </w:rPr>
-        <w:t>(a) 120 mL/hour directly on the pump</w:t>
+        <w:t xml:space="preserve">(d) Tendon pain or swelling</w:t>
       </w:r>
     </w:p>
     <w:p>
-      <w:pPr>
-        <w:spacing w:after="0" w:before="0"/>
-      </w:pPr>
       <w:r>
-        <w:rPr>
-          <w:b w:val="0"/>
-          <w:i w:val="0"/>
-          <w:sz w:val="22"/>
-        </w:rPr>
-        <w:t>(b) 2 mL/minute</w:t>
+        <w:t xml:space="preserve">Answer: d</w:t>
       </w:r>
     </w:p>
     <w:p>
-      <w:pPr>
-        <w:spacing w:after="0" w:before="0"/>
-      </w:pPr>
       <w:r>
-        <w:rPr>
-          <w:b w:val="0"/>
-          <w:i w:val="0"/>
-          <w:sz w:val="22"/>
-        </w:rPr>
-        <w:t>(c) 60 drops/minute</w:t>
+        <w:t xml:space="preserve">Solution: Fluoroquinolones can cause tendonitis and tendon rupture — tendon pain or swelling requires stopping the drug and prompt evaluation.</w:t>
       </w:r>
     </w:p>
     <w:p>
-      <w:pPr>
-        <w:spacing w:after="0" w:before="0"/>
-      </w:pPr>
       <w:r>
-        <w:rPr>
-          <w:b w:val="0"/>
-          <w:i w:val="0"/>
-          <w:sz w:val="22"/>
-        </w:rPr>
-        <w:t>(d) 10 drops/minute</w:t>
+        <w:t xml:space="preserve">Positive Marks: 1</w:t>
       </w:r>
     </w:p>
     <w:p>
-      <w:pPr>
-        <w:spacing w:after="0" w:before="40"/>
-      </w:pPr>
       <w:r>
-        <w:rPr>
-          <w:b/>
-          <w:i w:val="0"/>
-          <w:sz w:val="22"/>
-        </w:rPr>
-        <w:t>Answer: a</w:t>
+        <w:t xml:space="preserve">Negative Marks: 0.25</w:t>
       </w:r>
     </w:p>
     <w:p>
-      <w:pPr>
-        <w:spacing w:after="0" w:before="0"/>
-      </w:pPr>
       <w:r>
-        <w:rPr>
-          <w:b w:val="0"/>
-          <w:i w:val="0"/>
-          <w:sz w:val="21"/>
-        </w:rPr>
-        <w:t>Solution: An infusion pump is set in millilitres per hour directly, so the pump is set at 120 mL/hour. Drop rate calculations (c, d) apply to gravity infusions with a specific drop factor, not to electronic pumps.</w:t>
+        <w:t xml:space="preserve"/>
       </w:r>
     </w:p>
     <w:p>
-      <w:pPr>
-        <w:spacing w:after="0" w:before="0"/>
-      </w:pPr>
       <w:r>
-        <w:rPr>
-          <w:b w:val="0"/>
-          <w:i w:val="0"/>
-          <w:sz w:val="20"/>
-        </w:rPr>
-        <w:t>Positive Marks: 1</w:t>
+        <w:t xml:space="preserve">Question: The organ of Corti, involved in hearing, is located in the:</w:t>
       </w:r>
     </w:p>
     <w:p>
-      <w:pPr>
-        <w:spacing w:after="160" w:before="0"/>
-      </w:pPr>
       <w:r>
-        <w:rPr>
-          <w:b w:val="0"/>
-          <w:i w:val="0"/>
-          <w:sz w:val="20"/>
-        </w:rPr>
-        <w:t>Negative Marks: 0.25</w:t>
+        <w:t xml:space="preserve">(a) Eye</w:t>
       </w:r>
     </w:p>
     <w:p>
-      <w:pPr>
-        <w:spacing w:after="40" w:before="120"/>
-      </w:pPr>
       <w:r>
-        <w:rPr>
-          <w:b w:val="0"/>
-          <w:i w:val="0"/>
-          <w:sz w:val="22"/>
-        </w:rPr>
-        <w:t>Question: A client has episodes of vertigo lasting hours, with tinnitus, a sensation of fullness, and fluctuating hearing loss in one ear. Which condition is most consistent?</w:t>
+        <w:t xml:space="preserve">(b) Cochlea of the inner ear</w:t>
       </w:r>
     </w:p>
     <w:p>
-      <w:pPr>
-        <w:spacing w:after="0" w:before="0"/>
-      </w:pPr>
       <w:r>
-        <w:rPr>
-          <w:b w:val="0"/>
-          <w:i w:val="0"/>
-          <w:sz w:val="22"/>
-        </w:rPr>
-        <w:t>(a) Meniere disease</w:t>
+        <w:t xml:space="preserve">(c) Nose</w:t>
       </w:r>
     </w:p>
     <w:p>
-      <w:pPr>
-        <w:spacing w:after="0" w:before="0"/>
-      </w:pPr>
       <w:r>
-        <w:rPr>
-          <w:b w:val="0"/>
-          <w:i w:val="0"/>
-          <w:sz w:val="22"/>
-        </w:rPr>
-        <w:t>(b) Otitis media</w:t>
+        <w:t xml:space="preserve">(d) Tongue</w:t>
       </w:r>
     </w:p>
     <w:p>
-      <w:pPr>
-        <w:spacing w:after="0" w:before="0"/>
-      </w:pPr>
       <w:r>
-        <w:rPr>
-          <w:b w:val="0"/>
-          <w:i w:val="0"/>
-          <w:sz w:val="22"/>
-        </w:rPr>
-        <w:t>(c) Acoustic neuroma</w:t>
+        <w:t xml:space="preserve">Answer: b</w:t>
       </w:r>
     </w:p>
     <w:p>
-      <w:pPr>
-        <w:spacing w:after="0" w:before="0"/>
-      </w:pPr>
       <w:r>
-        <w:rPr>
-          <w:b w:val="0"/>
-          <w:i w:val="0"/>
-          <w:sz w:val="22"/>
-        </w:rPr>
-        <w:t>(d) Benign paroxysmal positional vertigo</w:t>
+        <w:t xml:space="preserve">Solution: The organ of Corti, containing hair cells, converts sound vibrations into nerve impulses in the cochlea.</w:t>
       </w:r>
     </w:p>
     <w:p>
-      <w:pPr>
-        <w:spacing w:after="0" w:before="40"/>
-      </w:pPr>
       <w:r>
-        <w:rPr>
-          <w:b/>
-          <w:i w:val="0"/>
-          <w:sz w:val="22"/>
-        </w:rPr>
-        <w:t>Answer: a</w:t>
+        <w:t xml:space="preserve">Positive Marks: 1</w:t>
       </w:r>
     </w:p>
     <w:p>
-      <w:pPr>
-        <w:spacing w:after="0" w:before="0"/>
-      </w:pPr>
       <w:r>
-        <w:rPr>
-          <w:b w:val="0"/>
-          <w:i w:val="0"/>
-          <w:sz w:val="21"/>
-        </w:rPr>
-        <w:t>Solution: Meniere disease is the triad of episodic vertigo, tinnitus, and fluctuating sensorineural hearing loss with aural fullness. BPPV (d) has brief positional vertigo without hearing loss, and acoustic neuroma (c) causes progressive unilateral hearing loss.</w:t>
+        <w:t xml:space="preserve">Negative Marks: 0.25</w:t>
       </w:r>
     </w:p>
     <w:p>
-      <w:pPr>
-        <w:spacing w:after="0" w:before="0"/>
-      </w:pPr>
       <w:r>
-        <w:rPr>
-          <w:b w:val="0"/>
-          <w:i w:val="0"/>
-          <w:sz w:val="20"/>
-        </w:rPr>
-        <w:t>Positive Marks: 1</w:t>
+        <w:t xml:space="preserve"/>
       </w:r>
     </w:p>
     <w:p>
-      <w:pPr>
-        <w:spacing w:after="160" w:before="0"/>
-      </w:pPr>
       <w:r>
-        <w:rPr>
-          <w:b w:val="0"/>
-          <w:i w:val="0"/>
-          <w:sz w:val="20"/>
-        </w:rPr>
-        <w:t>Negative Marks: 0.25</w:t>
+        <w:t xml:space="preserve">Question: In an underwater-seal chest drainage system, continuous bubbling in the water-seal chamber indicates:</w:t>
       </w:r>
     </w:p>
     <w:p>
-      <w:pPr>
-        <w:spacing w:after="40" w:before="120"/>
-      </w:pPr>
       <w:r>
-        <w:rPr>
-          <w:b w:val="0"/>
-          <w:i w:val="0"/>
-          <w:sz w:val="22"/>
-        </w:rPr>
-        <w:t>Question: A client has a chronic cough with copious purulent sputum, recurrent infections, and clubbing of the fingers. Which condition is most likely?</w:t>
+        <w:t xml:space="preserve">(a) Normal function</w:t>
       </w:r>
     </w:p>
     <w:p>
-      <w:pPr>
-        <w:spacing w:after="0" w:before="0"/>
-      </w:pPr>
       <w:r>
-        <w:rPr>
-          <w:b w:val="0"/>
-          <w:i w:val="0"/>
-          <w:sz w:val="22"/>
-        </w:rPr>
-        <w:t>(a) Bronchiectasis</w:t>
+        <w:t xml:space="preserve">(b) The system is working perfectly</w:t>
       </w:r>
     </w:p>
     <w:p>
-      <w:pPr>
-        <w:spacing w:after="0" w:before="0"/>
-      </w:pPr>
       <w:r>
-        <w:rPr>
-          <w:b w:val="0"/>
-          <w:i w:val="0"/>
-          <w:sz w:val="22"/>
-        </w:rPr>
-        <w:t>(b) Asthma</w:t>
+        <w:t xml:space="preserve">(c) An air leak in the system or the lung</w:t>
       </w:r>
     </w:p>
     <w:p>
-      <w:pPr>
-        <w:spacing w:after="0" w:before="0"/>
-      </w:pPr>
       <w:r>
-        <w:rPr>
-          <w:b w:val="0"/>
-          <w:i w:val="0"/>
-          <w:sz w:val="22"/>
-        </w:rPr>
-        <w:t>(c) Pneumothorax</w:t>
+        <w:t xml:space="preserve">(d) The client is sleeping</w:t>
       </w:r>
     </w:p>
     <w:p>
-      <w:pPr>
-        <w:spacing w:after="0" w:before="0"/>
-      </w:pPr>
       <w:r>
-        <w:rPr>
-          <w:b w:val="0"/>
-          <w:i w:val="0"/>
-          <w:sz w:val="22"/>
-        </w:rPr>
-        <w:t>(d) Pleurisy</w:t>
+        <w:t xml:space="preserve">Answer: c</w:t>
       </w:r>
     </w:p>
     <w:p>
-      <w:pPr>
-        <w:spacing w:after="0" w:before="40"/>
-      </w:pPr>
       <w:r>
-        <w:rPr>
-          <w:b/>
-          <w:i w:val="0"/>
-          <w:sz w:val="22"/>
-        </w:rPr>
-        <w:t>Answer: a</w:t>
+        <w:t xml:space="preserve">Solution: Continuous bubbling signals an air leak that must be located and corrected; intermittent bubbling during cough is expected initially.</w:t>
       </w:r>
     </w:p>
     <w:p>
-      <w:pPr>
-        <w:spacing w:after="0" w:before="0"/>
-      </w:pPr>
       <w:r>
-        <w:rPr>
-          <w:b w:val="0"/>
-          <w:i w:val="0"/>
-          <w:sz w:val="21"/>
-        </w:rPr>
-        <w:t>Solution: Bronchiectasis is permanent dilation of the bronchi with chronic productive cough, recurrent infections, and clubbing. Asthma (b) is episodic and reversible, and the others do not cause persistent purulent sputum with clubbing.</w:t>
+        <w:t xml:space="preserve">Positive Marks: 1</w:t>
       </w:r>
     </w:p>
     <w:p>
-      <w:pPr>
-        <w:spacing w:after="0" w:before="0"/>
-      </w:pPr>
       <w:r>
-        <w:rPr>
-          <w:b w:val="0"/>
-          <w:i w:val="0"/>
-          <w:sz w:val="20"/>
-        </w:rPr>
-        <w:t>Positive Marks: 1</w:t>
+        <w:t xml:space="preserve">Negative Marks: 0.25</w:t>
       </w:r>
     </w:p>
     <w:p>
-      <w:pPr>
-        <w:spacing w:after="160" w:before="0"/>
-      </w:pPr>
       <w:r>
-        <w:rPr>
-          <w:b w:val="0"/>
-          <w:i w:val="0"/>
-          <w:sz w:val="20"/>
-        </w:rPr>
-        <w:t>Negative Marks: 0.25</w:t>
+        <w:t xml:space="preserve"/>
       </w:r>
     </w:p>
     <w:p>
-      <w:pPr>
-        <w:spacing w:after="40" w:before="120"/>
-      </w:pPr>
       <w:r>
-        <w:rPr>
-          <w:b w:val="0"/>
-          <w:i w:val="0"/>
-          <w:sz w:val="22"/>
-        </w:rPr>
-        <w:t>Question: A man has acute pain and swelling in the right scrotum with fever and dysuria. Which condition is most likely?</w:t>
+        <w:t xml:space="preserve">Question: During pregnancy, extra energy (calories) is required mainly in the:</w:t>
       </w:r>
     </w:p>
     <w:p>
-      <w:pPr>
-        <w:spacing w:after="0" w:before="0"/>
-      </w:pPr>
       <w:r>
-        <w:rPr>
-          <w:b w:val="0"/>
-          <w:i w:val="0"/>
-          <w:sz w:val="22"/>
-        </w:rPr>
-        <w:t>(a) Epididymitis</w:t>
+        <w:t xml:space="preserve">(a) Second and third trimesters</w:t>
       </w:r>
     </w:p>
     <w:p>
-      <w:pPr>
-        <w:spacing w:after="0" w:before="0"/>
-      </w:pPr>
       <w:r>
-        <w:rPr>
-          <w:b w:val="0"/>
-          <w:i w:val="0"/>
-          <w:sz w:val="22"/>
-        </w:rPr>
-        <w:t>(b) Testicular torsion</w:t>
+        <w:t xml:space="preserve">(b) First trimester only</w:t>
       </w:r>
     </w:p>
     <w:p>
-      <w:pPr>
-        <w:spacing w:after="0" w:before="0"/>
-      </w:pPr>
       <w:r>
-        <w:rPr>
-          <w:b w:val="0"/>
-          <w:i w:val="0"/>
-          <w:sz w:val="22"/>
-        </w:rPr>
-        <w:t>(c) Hydrocele</w:t>
+        <w:t xml:space="preserve">(c) Only the last week</w:t>
       </w:r>
     </w:p>
     <w:p>
-      <w:pPr>
-        <w:spacing w:after="0" w:before="0"/>
-      </w:pPr>
       <w:r>
-        <w:rPr>
-          <w:b w:val="0"/>
-          <w:i w:val="0"/>
-          <w:sz w:val="22"/>
-        </w:rPr>
-        <w:t>(d) Spermatocele</w:t>
+        <w:t xml:space="preserve">(d) No trimester</w:t>
       </w:r>
     </w:p>
     <w:p>
-      <w:pPr>
-        <w:spacing w:after="0" w:before="40"/>
-      </w:pPr>
       <w:r>
-        <w:rPr>
-          <w:b/>
-          <w:i w:val="0"/>
-          <w:sz w:val="22"/>
-        </w:rPr>
-        <w:t>Answer: a</w:t>
+        <w:t xml:space="preserve">Answer: a</w:t>
       </w:r>
     </w:p>
     <w:p>
-      <w:pPr>
-        <w:spacing w:after="0" w:before="0"/>
-      </w:pPr>
       <w:r>
-        <w:rPr>
-          <w:b w:val="0"/>
-          <w:i w:val="0"/>
-          <w:sz w:val="21"/>
-        </w:rPr>
-        <w:t>Solution: Epididymitis—inflammation of the epididymis, often from infection—presents with gradual scrotal pain, swelling, fever, and dysuria; elevation of the scrotum often relieves it. Torsion (b) is sudden, severe, without fever, and an emergency requiring immediate surgery.</w:t>
+        <w:t xml:space="preserve">Solution: Additional calories (about 350 kcal/day in the second and 450 in the third trimester) support fetal growth and maternal weight gain.</w:t>
       </w:r>
     </w:p>
     <w:p>
-      <w:pPr>
-        <w:spacing w:after="0" w:before="0"/>
-      </w:pPr>
       <w:r>
-        <w:rPr>
-          <w:b w:val="0"/>
-          <w:i w:val="0"/>
-          <w:sz w:val="20"/>
-        </w:rPr>
-        <w:t>Positive Marks: 1</w:t>
+        <w:t xml:space="preserve">Positive Marks: 1</w:t>
       </w:r>
     </w:p>
     <w:p>
-      <w:pPr>
-        <w:spacing w:after="160" w:before="0"/>
-      </w:pPr>
       <w:r>
-        <w:rPr>
-          <w:b w:val="0"/>
-          <w:i w:val="0"/>
-          <w:sz w:val="20"/>
-        </w:rPr>
-        <w:t>Negative Marks: 0.25</w:t>
+        <w:t xml:space="preserve">Negative Marks: 0.25</w:t>
       </w:r>
     </w:p>
     <w:p>
-      <w:pPr>
-        <w:spacing w:after="40" w:before="120"/>
-      </w:pPr>
       <w:r>
-        <w:rPr>
-          <w:b w:val="0"/>
-          <w:i w:val="0"/>
-          <w:sz w:val="22"/>
-        </w:rPr>
-        <w:t>Question: A client with low back pain develops urinary retention, loss of bowel control, and numbness in the saddle area. Which condition requires immediate intervention?</w:t>
+        <w:t xml:space="preserve">Question: A diabetic client should be taught that the best way to care for the feet is to:</w:t>
       </w:r>
     </w:p>
     <w:p>
-      <w:pPr>
-        <w:spacing w:after="0" w:before="0"/>
-      </w:pPr>
       <w:r>
-        <w:rPr>
-          <w:b w:val="0"/>
-          <w:i w:val="0"/>
-          <w:sz w:val="22"/>
-        </w:rPr>
-        <w:t>(a) Cauda equina syndrome</w:t>
+        <w:t xml:space="preserve">(a) Walk barefoot outdoors</w:t>
       </w:r>
     </w:p>
     <w:p>
-      <w:pPr>
-        <w:spacing w:after="0" w:before="0"/>
-      </w:pPr>
       <w:r>
-        <w:rPr>
-          <w:b w:val="0"/>
-          <w:i w:val="0"/>
-          <w:sz w:val="22"/>
-        </w:rPr>
-        <w:t>(b) Sciatica</w:t>
+        <w:t xml:space="preserve">(b) Soak feet in very hot water</w:t>
       </w:r>
     </w:p>
     <w:p>
-      <w:pPr>
-        <w:spacing w:after="0" w:before="0"/>
-      </w:pPr>
       <w:r>
-        <w:rPr>
-          <w:b w:val="0"/>
-          <w:i w:val="0"/>
-          <w:sz w:val="22"/>
-        </w:rPr>
-        <w:t>(c) Lumbar strain</w:t>
+        <w:t xml:space="preserve">(c) Cut corns with a razor</w:t>
       </w:r>
     </w:p>
     <w:p>
-      <w:pPr>
-        <w:spacing w:after="0" w:before="0"/>
-      </w:pPr>
       <w:r>
-        <w:rPr>
-          <w:b w:val="0"/>
-          <w:i w:val="0"/>
-          <w:sz w:val="22"/>
-        </w:rPr>
-        <w:t>(d) Herniated disc without compression</w:t>
+        <w:t xml:space="preserve">(d) Wash daily, dry well, and inspect for breaks</w:t>
       </w:r>
     </w:p>
     <w:p>
-      <w:pPr>
-        <w:spacing w:after="0" w:before="40"/>
-      </w:pPr>
       <w:r>
-        <w:rPr>
-          <w:b/>
-          <w:i w:val="0"/>
-          <w:sz w:val="22"/>
-        </w:rPr>
-        <w:t>Answer: a</w:t>
+        <w:t xml:space="preserve">Answer: d</w:t>
       </w:r>
     </w:p>
     <w:p>
-      <w:pPr>
-        <w:spacing w:after="0" w:before="0"/>
-      </w:pPr>
       <w:r>
-        <w:rPr>
-          <w:b w:val="0"/>
-          <w:i w:val="0"/>
-          <w:sz w:val="21"/>
-        </w:rPr>
-        <w:t>Solution: Cauda equina syndrome—compression of the nerve roots—causes urinary retention, bowel/bladder dysfunction, and saddle anaesthesia and requires emergency surgery to prevent permanent paralysis. The other conditions do not cause these red-flag signs.</w:t>
+        <w:t xml:space="preserve">Solution: Daily washing, careful drying (especially between toes), and inspection prevent infection in feet with reduced sensation and circulation.</w:t>
       </w:r>
     </w:p>
     <w:p>
-      <w:pPr>
-        <w:spacing w:after="0" w:before="0"/>
-      </w:pPr>
       <w:r>
-        <w:rPr>
-          <w:b w:val="0"/>
-          <w:i w:val="0"/>
-          <w:sz w:val="20"/>
-        </w:rPr>
-        <w:t>Positive Marks: 1</w:t>
+        <w:t xml:space="preserve">Positive Marks: 1</w:t>
       </w:r>
     </w:p>
     <w:p>
-      <w:pPr>
-        <w:spacing w:after="160" w:before="0"/>
-      </w:pPr>
       <w:r>
-        <w:rPr>
-          <w:b w:val="0"/>
-          <w:i w:val="0"/>
-          <w:sz w:val="20"/>
-        </w:rPr>
-        <w:t>Negative Marks: 0.25</w:t>
+        <w:t xml:space="preserve">Negative Marks: 0.25</w:t>
       </w:r>
     </w:p>
     <w:p>
-      <w:pPr>
-        <w:spacing w:after="40" w:before="120"/>
-      </w:pPr>
       <w:r>
-        <w:rPr>
-          <w:b w:val="0"/>
-          <w:i w:val="0"/>
-          <w:sz w:val="22"/>
-        </w:rPr>
-        <w:t>Question: A client with a twin pregnancy asks about the risks. Which complication is she at increased risk for compared with a singleton pregnancy?</w:t>
+        <w:t xml:space="preserve"/>
       </w:r>
     </w:p>
     <w:p>
-      <w:pPr>
-        <w:spacing w:after="0" w:before="0"/>
-      </w:pPr>
       <w:r>
-        <w:rPr>
-          <w:b w:val="0"/>
-          <w:i w:val="0"/>
-          <w:sz w:val="22"/>
-        </w:rPr>
-        <w:t>(a) Preterm labour and anaemia</w:t>
+        <w:t xml:space="preserve">Question: When taking a rectal temperature, the nurse should:</w:t>
       </w:r>
     </w:p>
     <w:p>
-      <w:pPr>
-        <w:spacing w:after="0" w:before="0"/>
-      </w:pPr>
       <w:r>
-        <w:rPr>
-          <w:b w:val="0"/>
-          <w:i w:val="0"/>
-          <w:sz w:val="22"/>
-        </w:rPr>
-        <w:t>(b) Post-term delivery</w:t>
+        <w:t xml:space="preserve">(a) Insert the thermometer deeply with force</w:t>
       </w:r>
     </w:p>
     <w:p>
-      <w:pPr>
-        <w:spacing w:after="0" w:before="0"/>
-      </w:pPr>
       <w:r>
-        <w:rPr>
-          <w:b w:val="0"/>
-          <w:i w:val="0"/>
-          <w:sz w:val="22"/>
-        </w:rPr>
-        <w:t>(c) Macrosomia only</w:t>
+        <w:t xml:space="preserve">(b) Lubricate the tip and insert it gently about 2.5 cm (1 inch) in an adult</w:t>
       </w:r>
     </w:p>
     <w:p>
-      <w:pPr>
-        <w:spacing w:after="0" w:before="0"/>
-      </w:pPr>
       <w:r>
-        <w:rPr>
-          <w:b w:val="0"/>
-          <w:i w:val="0"/>
-          <w:sz w:val="22"/>
-        </w:rPr>
-        <w:t>(d) Decreased fetal movement</w:t>
+        <w:t xml:space="preserve">(c) Use an un-lubricated thermometer</w:t>
       </w:r>
     </w:p>
     <w:p>
-      <w:pPr>
-        <w:spacing w:after="0" w:before="40"/>
-      </w:pPr>
       <w:r>
-        <w:rPr>
-          <w:b/>
-          <w:i w:val="0"/>
-          <w:sz w:val="22"/>
-        </w:rPr>
-        <w:t>Answer: a</w:t>
+        <w:t xml:space="preserve">(d) Have the client stand up</w:t>
       </w:r>
     </w:p>
     <w:p>
-      <w:pPr>
-        <w:spacing w:after="0" w:before="0"/>
-      </w:pPr>
       <w:r>
-        <w:rPr>
-          <w:b w:val="0"/>
-          <w:i w:val="0"/>
-          <w:sz w:val="21"/>
-        </w:rPr>
-        <w:t>Solution: Multiple pregnancy increases the risk of preterm labour, anaemia, hypertensive disorders, and postpartum haemorrhage. Post-term delivery (b) is less likely, and macrosomia (c) is not the defining risk.</w:t>
+        <w:t xml:space="preserve">Answer: b</w:t>
       </w:r>
     </w:p>
     <w:p>
-      <w:pPr>
-        <w:spacing w:after="0" w:before="0"/>
-      </w:pPr>
       <w:r>
-        <w:rPr>
-          <w:b w:val="0"/>
-          <w:i w:val="0"/>
-          <w:sz w:val="20"/>
-        </w:rPr>
-        <w:t>Positive Marks: 1</w:t>
+        <w:t xml:space="preserve">Solution: Lubrication and gentle insertion prevent trauma to the rectal mucosa; the client lies on the side with knees flexed.</w:t>
       </w:r>
     </w:p>
     <w:p>
-      <w:pPr>
-        <w:spacing w:after="160" w:before="0"/>
-      </w:pPr>
       <w:r>
-        <w:rPr>
-          <w:b w:val="0"/>
-          <w:i w:val="0"/>
-          <w:sz w:val="20"/>
-        </w:rPr>
-        <w:t>Negative Marks: 0.25</w:t>
+        <w:t xml:space="preserve">Positive Marks: 1</w:t>
       </w:r>
     </w:p>
     <w:p>
-      <w:pPr>
-        <w:spacing w:after="40" w:before="120"/>
-      </w:pPr>
       <w:r>
-        <w:rPr>
-          <w:b w:val="0"/>
-          <w:i w:val="0"/>
-          <w:sz w:val="22"/>
-        </w:rPr>
-        <w:t>Question: A client experiences intense, persistent fear of being judged or humiliated in social situations and avoids public speaking and eating in public. Which disorder is most consistent?</w:t>
+        <w:t xml:space="preserve">Negative Marks: 0.25</w:t>
       </w:r>
     </w:p>
     <w:p>
-      <w:pPr>
-        <w:spacing w:after="0" w:before="0"/>
-      </w:pPr>
       <w:r>
-        <w:rPr>
-          <w:b w:val="0"/>
-          <w:i w:val="0"/>
-          <w:sz w:val="22"/>
-        </w:rPr>
-        <w:t>(a) Social anxiety disorder</w:t>
+        <w:t xml:space="preserve"/>
       </w:r>
     </w:p>
     <w:p>
-      <w:pPr>
-        <w:spacing w:after="0" w:before="0"/>
-      </w:pPr>
       <w:r>
-        <w:rPr>
-          <w:b w:val="0"/>
-          <w:i w:val="0"/>
-          <w:sz w:val="22"/>
-        </w:rPr>
-        <w:t>(b) Agoraphobia</w:t>
+        <w:t xml:space="preserve">Question: "Baby blues" typically:</w:t>
       </w:r>
     </w:p>
     <w:p>
-      <w:pPr>
-        <w:spacing w:after="0" w:before="0"/>
-      </w:pPr>
       <w:r>
-        <w:rPr>
-          <w:b w:val="0"/>
-          <w:i w:val="0"/>
-          <w:sz w:val="22"/>
-        </w:rPr>
-        <w:t>(c) Panic disorder</w:t>
+        <w:t xml:space="preserve">(a) Lasts for months</w:t>
       </w:r>
     </w:p>
     <w:p>
-      <w:pPr>
-        <w:spacing w:after="0" w:before="0"/>
-      </w:pPr>
       <w:r>
-        <w:rPr>
-          <w:b w:val="0"/>
-          <w:i w:val="0"/>
-          <w:sz w:val="22"/>
-        </w:rPr>
-        <w:t>(d) Generalized anxiety disorder</w:t>
+        <w:t xml:space="preserve">(b) Requires hospitalization</w:t>
       </w:r>
     </w:p>
     <w:p>
-      <w:pPr>
-        <w:spacing w:after="0" w:before="40"/>
-      </w:pPr>
       <w:r>
-        <w:rPr>
-          <w:b/>
-          <w:i w:val="0"/>
-          <w:sz w:val="22"/>
-        </w:rPr>
-        <w:t>Answer: a</w:t>
+        <w:t xml:space="preserve">(c) Begins in the first week and resolves within about 2 weeks</w:t>
       </w:r>
     </w:p>
     <w:p>
-      <w:pPr>
-        <w:spacing w:after="0" w:before="0"/>
-      </w:pPr>
       <w:r>
-        <w:rPr>
-          <w:b w:val="0"/>
-          <w:i w:val="0"/>
-          <w:sz w:val="21"/>
-        </w:rPr>
-        <w:t>Solution: Social anxiety disorder is the marked fear of social or performance situations where one may be negatively evaluated, leading to avoidance. Agoraphobia (b) is fear of escape difficulty, and GAD (d) is chronic worry across domains.</w:t>
+        <w:t xml:space="preserve">(d) Occurs only in first pregnancies</w:t>
       </w:r>
     </w:p>
     <w:p>
-      <w:pPr>
-        <w:spacing w:after="0" w:before="0"/>
-      </w:pPr>
       <w:r>
-        <w:rPr>
-          <w:b w:val="0"/>
-          <w:i w:val="0"/>
-          <w:sz w:val="20"/>
-        </w:rPr>
-        <w:t>Positive Marks: 1</w:t>
+        <w:t xml:space="preserve">Answer: c</w:t>
       </w:r>
     </w:p>
     <w:p>
-      <w:pPr>
-        <w:spacing w:after="160" w:before="0"/>
-      </w:pPr>
       <w:r>
-        <w:rPr>
-          <w:b w:val="0"/>
-          <w:i w:val="0"/>
-          <w:sz w:val="20"/>
-        </w:rPr>
-        <w:t>Negative Marks: 0.25</w:t>
+        <w:t xml:space="preserve">Solution: Baby blues — mood swings, tearfulness, and irritability — begin within days of delivery and resolve within about 2 weeks without treatment.</w:t>
       </w:r>
     </w:p>
     <w:p>
-      <w:pPr>
-        <w:spacing w:after="40" w:before="120"/>
-      </w:pPr>
       <w:r>
-        <w:rPr>
-          <w:b w:val="0"/>
-          <w:i w:val="0"/>
-          <w:sz w:val="22"/>
-        </w:rPr>
-        <w:t>Question: A girl with short stature, webbed neck, and delayed puberty is found to have only one X chromosome (45,X). Which condition is this?</w:t>
+        <w:t xml:space="preserve">Positive Marks: 1</w:t>
       </w:r>
     </w:p>
     <w:p>
-      <w:pPr>
-        <w:spacing w:after="0" w:before="0"/>
-      </w:pPr>
       <w:r>
-        <w:rPr>
-          <w:b w:val="0"/>
-          <w:i w:val="0"/>
-          <w:sz w:val="22"/>
-        </w:rPr>
-        <w:t>(a) Turner syndrome</w:t>
+        <w:t xml:space="preserve">Negative Marks: 0.25</w:t>
       </w:r>
     </w:p>
     <w:p>
-      <w:pPr>
-        <w:spacing w:after="0" w:before="0"/>
-      </w:pPr>
       <w:r>
-        <w:rPr>
-          <w:b w:val="0"/>
-          <w:i w:val="0"/>
-          <w:sz w:val="22"/>
-        </w:rPr>
-        <w:t>(b) Klinefelter syndrome</w:t>
+        <w:t xml:space="preserve"/>
       </w:r>
     </w:p>
     <w:p>
-      <w:pPr>
-        <w:spacing w:after="0" w:before="0"/>
-      </w:pPr>
       <w:r>
-        <w:rPr>
-          <w:b w:val="0"/>
-          <w:i w:val="0"/>
-          <w:sz w:val="22"/>
-        </w:rPr>
-        <w:t>(c) Down syndrome</w:t>
+        <w:t xml:space="preserve">Question: The Wong-Baker FACES scale is used to assess:</w:t>
       </w:r>
     </w:p>
     <w:p>
-      <w:pPr>
-        <w:spacing w:after="0" w:before="0"/>
-      </w:pPr>
       <w:r>
-        <w:rPr>
-          <w:b w:val="0"/>
-          <w:i w:val="0"/>
-          <w:sz w:val="22"/>
-        </w:rPr>
-        <w:t>(d) Fragile X syndrome</w:t>
+        <w:t xml:space="preserve">(a) Pain intensity in children</w:t>
       </w:r>
     </w:p>
     <w:p>
-      <w:pPr>
-        <w:spacing w:after="0" w:before="40"/>
-      </w:pPr>
       <w:r>
-        <w:rPr>
-          <w:b/>
-          <w:i w:val="0"/>
-          <w:sz w:val="22"/>
-        </w:rPr>
-        <w:t>Answer: a</w:t>
+        <w:t xml:space="preserve">(b) Blood pressure</w:t>
       </w:r>
     </w:p>
     <w:p>
-      <w:pPr>
-        <w:spacing w:after="0" w:before="0"/>
-      </w:pPr>
       <w:r>
-        <w:rPr>
-          <w:b w:val="0"/>
-          <w:i w:val="0"/>
-          <w:sz w:val="21"/>
-        </w:rPr>
-        <w:t>Solution: Turner syndrome (45,X) in females causes short stature, webbed neck, and ovarian dysgenesis. Klinefelter (b) is 47,XXY in males, Down (c) is trisomy 21, and Fragile X (d) is an X-linked condition.</w:t>
+        <w:t xml:space="preserve">(c) Growth</w:t>
       </w:r>
     </w:p>
     <w:p>
-      <w:pPr>
-        <w:spacing w:after="0" w:before="0"/>
-      </w:pPr>
       <w:r>
-        <w:rPr>
-          <w:b w:val="0"/>
-          <w:i w:val="0"/>
-          <w:sz w:val="20"/>
-        </w:rPr>
-        <w:t>Positive Marks: 1</w:t>
+        <w:t xml:space="preserve">(d) Intelligence</w:t>
       </w:r>
     </w:p>
     <w:p>
-      <w:pPr>
-        <w:spacing w:after="160" w:before="0"/>
-      </w:pPr>
       <w:r>
-        <w:rPr>
-          <w:b w:val="0"/>
-          <w:i w:val="0"/>
-          <w:sz w:val="20"/>
-        </w:rPr>
-        <w:t>Negative Marks: 0.25</w:t>
+        <w:t xml:space="preserve">Answer: a</w:t>
       </w:r>
     </w:p>
     <w:p>
-      <w:pPr>
-        <w:spacing w:after="40" w:before="120"/>
-      </w:pPr>
       <w:r>
-        <w:rPr>
-          <w:b w:val="0"/>
-          <w:i w:val="0"/>
-          <w:sz w:val="22"/>
-        </w:rPr>
-        <w:t>Question: Which is an example of indirect disease transmission through an inanimate object?</w:t>
+        <w:t xml:space="preserve">Solution: The FACES scale lets children aged 3 years and older rate pain intensity by pointing to a face.</w:t>
       </w:r>
     </w:p>
     <w:p>
-      <w:pPr>
-        <w:spacing w:after="0" w:before="0"/>
-      </w:pPr>
       <w:r>
-        <w:rPr>
-          <w:b w:val="0"/>
-          <w:i w:val="0"/>
-          <w:sz w:val="22"/>
-        </w:rPr>
-        <w:t>(a) Fomite transmission</w:t>
+        <w:t xml:space="preserve">Positive Marks: 1</w:t>
       </w:r>
     </w:p>
     <w:p>
-      <w:pPr>
-        <w:spacing w:after="0" w:before="0"/>
-      </w:pPr>
       <w:r>
-        <w:rPr>
-          <w:b w:val="0"/>
-          <w:i w:val="0"/>
-          <w:sz w:val="22"/>
-        </w:rPr>
-        <w:t>(b) Droplet transmission</w:t>
+        <w:t xml:space="preserve">Negative Marks: 0.25</w:t>
       </w:r>
     </w:p>
     <w:p>
-      <w:pPr>
-        <w:spacing w:after="0" w:before="0"/>
-      </w:pPr>
       <w:r>
-        <w:rPr>
-          <w:b w:val="0"/>
-          <w:i w:val="0"/>
-          <w:sz w:val="22"/>
-        </w:rPr>
-        <w:t>(c) Vector transmission</w:t>
+        <w:t xml:space="preserve"/>
       </w:r>
     </w:p>
     <w:p>
-      <w:pPr>
-        <w:spacing w:after="0" w:before="0"/>
-      </w:pPr>
       <w:r>
-        <w:rPr>
-          <w:b w:val="0"/>
-          <w:i w:val="0"/>
-          <w:sz w:val="22"/>
-        </w:rPr>
-        <w:t>(d) Vertical transmission</w:t>
+        <w:t xml:space="preserve">Question: During a panic attack, the nurse should:</w:t>
       </w:r>
     </w:p>
     <w:p>
-      <w:pPr>
-        <w:spacing w:after="0" w:before="40"/>
-      </w:pPr>
       <w:r>
-        <w:rPr>
-          <w:b/>
-          <w:i w:val="0"/>
-          <w:sz w:val="22"/>
-        </w:rPr>
-        <w:t>Answer: a</w:t>
+        <w:t xml:space="preserve">(a) Leave the client alone</w:t>
       </w:r>
     </w:p>
     <w:p>
-      <w:pPr>
-        <w:spacing w:after="0" w:before="0"/>
-      </w:pPr>
       <w:r>
-        <w:rPr>
-          <w:b w:val="0"/>
-          <w:i w:val="0"/>
-          <w:sz w:val="21"/>
-        </w:rPr>
-        <w:t>Solution: Fomite transmission occurs through contaminated inanimate objects such as towels, instruments, or door handles. Droplet (b) is airborne large particles, vector (c) is via insects, and vertical (d) is mother-to-child.</w:t>
+        <w:t xml:space="preserve">(b) Speak in long sentences</w:t>
       </w:r>
     </w:p>
     <w:p>
-      <w:pPr>
-        <w:spacing w:after="0" w:before="0"/>
-      </w:pPr>
       <w:r>
-        <w:rPr>
-          <w:b w:val="0"/>
-          <w:i w:val="0"/>
-          <w:sz w:val="20"/>
-        </w:rPr>
-        <w:t>Positive Marks: 1</w:t>
+        <w:t xml:space="preserve">(c) Restrain the client</w:t>
       </w:r>
     </w:p>
     <w:p>
-      <w:pPr>
-        <w:spacing w:after="160" w:before="0"/>
-      </w:pPr>
       <w:r>
-        <w:rPr>
-          <w:b w:val="0"/>
-          <w:i w:val="0"/>
-          <w:sz w:val="20"/>
-        </w:rPr>
-        <w:t>Negative Marks: 0.25</w:t>
+        <w:t xml:space="preserve">(d) Stay with the client and speak in a calm, short, direct manner</w:t>
       </w:r>
     </w:p>
     <w:p>
-      <w:pPr>
-        <w:spacing w:after="40" w:before="120"/>
-      </w:pPr>
       <w:r>
-        <w:rPr>
-          <w:b w:val="0"/>
-          <w:i w:val="0"/>
-          <w:sz w:val="22"/>
-        </w:rPr>
-        <w:t>Question: In a case-control study, the measure of association between exposure and disease is the:</w:t>
+        <w:t xml:space="preserve">Answer: d</w:t>
       </w:r>
     </w:p>
     <w:p>
-      <w:pPr>
-        <w:spacing w:after="0" w:before="0"/>
-      </w:pPr>
       <w:r>
-        <w:rPr>
-          <w:b w:val="0"/>
-          <w:i w:val="0"/>
-          <w:sz w:val="22"/>
-        </w:rPr>
-        <w:t>(a) Odds ratio</w:t>
+        <w:t xml:space="preserve">Solution: Staying present with calm, brief, concrete directions lowers stimulation and helps the client regain control during a panic attack.</w:t>
       </w:r>
     </w:p>
     <w:p>
-      <w:pPr>
-        <w:spacing w:after="0" w:before="0"/>
-      </w:pPr>
       <w:r>
-        <w:rPr>
-          <w:b w:val="0"/>
-          <w:i w:val="0"/>
-          <w:sz w:val="22"/>
-        </w:rPr>
-        <w:t>(b) Relative risk</w:t>
+        <w:t xml:space="preserve">Positive Marks: 1</w:t>
       </w:r>
     </w:p>
     <w:p>
-      <w:pPr>
-        <w:spacing w:after="0" w:before="0"/>
-      </w:pPr>
       <w:r>
-        <w:rPr>
-          <w:b w:val="0"/>
-          <w:i w:val="0"/>
-          <w:sz w:val="22"/>
-        </w:rPr>
-        <w:t>(c) Attack rate</w:t>
+        <w:t xml:space="preserve">Negative Marks: 0.25</w:t>
       </w:r>
     </w:p>
     <w:p>
-      <w:pPr>
-        <w:spacing w:after="0" w:before="0"/>
-      </w:pPr>
       <w:r>
-        <w:rPr>
-          <w:b w:val="0"/>
-          <w:i w:val="0"/>
-          <w:sz w:val="22"/>
-        </w:rPr>
-        <w:t>(d) Incidence rate</w:t>
+        <w:t xml:space="preserve"/>
       </w:r>
     </w:p>
     <w:p>
-      <w:pPr>
-        <w:spacing w:after="0" w:before="40"/>
-      </w:pPr>
       <w:r>
-        <w:rPr>
-          <w:b/>
-          <w:i w:val="0"/>
-          <w:sz w:val="22"/>
-        </w:rPr>
-        <w:t>Answer: a</w:t>
+        <w:t xml:space="preserve">Question: Life expectancy at birth is defined as:</w:t>
       </w:r>
     </w:p>
     <w:p>
-      <w:pPr>
-        <w:spacing w:after="0" w:before="0"/>
-      </w:pPr>
       <w:r>
-        <w:rPr>
-          <w:b w:val="0"/>
-          <w:i w:val="0"/>
-          <w:sz w:val="21"/>
-        </w:rPr>
-        <w:t>Solution: The odds ratio is the measure of association used in case-control studies. Relative risk (b) is used in cohort studies, and the other options are measures of occurrence, not association.</w:t>
+        <w:t xml:space="preserve">(a) The maximum age ever recorded</w:t>
       </w:r>
     </w:p>
     <w:p>
-      <w:pPr>
-        <w:spacing w:after="0" w:before="0"/>
-      </w:pPr>
       <w:r>
-        <w:rPr>
-          <w:b w:val="0"/>
-          <w:i w:val="0"/>
-          <w:sz w:val="20"/>
-        </w:rPr>
-        <w:t>Positive Marks: 1</w:t>
+        <w:t xml:space="preserve">(b) The average number of years a newborn is expected to live</w:t>
       </w:r>
     </w:p>
     <w:p>
-      <w:pPr>
-        <w:spacing w:after="160" w:before="0"/>
-      </w:pPr>
       <w:r>
-        <w:rPr>
-          <w:b w:val="0"/>
-          <w:i w:val="0"/>
-          <w:sz w:val="20"/>
-        </w:rPr>
-        <w:t>Negative Marks: 0.25</w:t>
+        <w:t xml:space="preserve">(c) The retirement age</w:t>
       </w:r>
     </w:p>
     <w:p>
-      <w:pPr>
-        <w:spacing w:after="40" w:before="120"/>
-      </w:pPr>
       <w:r>
-        <w:rPr>
-          <w:b w:val="0"/>
-          <w:i w:val="0"/>
-          <w:sz w:val="22"/>
-        </w:rPr>
-        <w:t>Question: The breakdown of glucose to pyruvate in the cytoplasm, yielding a small amount of ATP, is called:</w:t>
+        <w:t xml:space="preserve">(d) The age of the oldest person</w:t>
       </w:r>
     </w:p>
     <w:p>
-      <w:pPr>
-        <w:spacing w:after="0" w:before="0"/>
-      </w:pPr>
       <w:r>
-        <w:rPr>
-          <w:b w:val="0"/>
-          <w:i w:val="0"/>
-          <w:sz w:val="22"/>
-        </w:rPr>
-        <w:t>(a) Glycolysis</w:t>
+        <w:t xml:space="preserve">Answer: b</w:t>
       </w:r>
     </w:p>
     <w:p>
-      <w:pPr>
-        <w:spacing w:after="0" w:before="0"/>
-      </w:pPr>
       <w:r>
-        <w:rPr>
-          <w:b w:val="0"/>
-          <w:i w:val="0"/>
-          <w:sz w:val="22"/>
-        </w:rPr>
-        <w:t>(b) Krebs cycle</w:t>
+        <w:t xml:space="preserve">Solution: Life expectancy at birth is the average years a newborn would live if current mortality rates continued — a key health indicator.</w:t>
       </w:r>
     </w:p>
     <w:p>
-      <w:pPr>
-        <w:spacing w:after="0" w:before="0"/>
-      </w:pPr>
       <w:r>
-        <w:rPr>
-          <w:b w:val="0"/>
-          <w:i w:val="0"/>
-          <w:sz w:val="22"/>
-        </w:rPr>
-        <w:t>(c) Oxidative phosphorylation</w:t>
+        <w:t xml:space="preserve">Positive Marks: 1</w:t>
       </w:r>
     </w:p>
     <w:p>
-      <w:pPr>
-        <w:spacing w:after="0" w:before="0"/>
-      </w:pPr>
       <w:r>
-        <w:rPr>
-          <w:b w:val="0"/>
-          <w:i w:val="0"/>
-          <w:sz w:val="22"/>
-        </w:rPr>
-        <w:t>(d) Gluconeogenesis</w:t>
+        <w:t xml:space="preserve">Negative Marks: 0.25</w:t>
       </w:r>
     </w:p>
     <w:p>
-      <w:pPr>
-        <w:spacing w:after="0" w:before="40"/>
-      </w:pPr>
       <w:r>
-        <w:rPr>
-          <w:b/>
-          <w:i w:val="0"/>
-          <w:sz w:val="22"/>
-        </w:rPr>
-        <w:t>Answer: a</w:t>
+        <w:t xml:space="preserve"/>
       </w:r>
     </w:p>
     <w:p>
-      <w:pPr>
-        <w:spacing w:after="0" w:before="0"/>
-      </w:pPr>
       <w:r>
-        <w:rPr>
-          <w:b w:val="0"/>
-          <w:i w:val="0"/>
-          <w:sz w:val="21"/>
-        </w:rPr>
-        <w:t>Solution: Glycolysis is the anaerobic breakdown of glucose to pyruvate in the cytoplasm, producing 2 ATP per glucose. The Krebs cycle (b) and oxidative phosphorylation (c) occur in mitochondria, and gluconeogenesis (d) synthesises glucose.</w:t>
+        <w:t xml:space="preserve">Question: A common side effect of oral iron therapy that should be explained to the client is:</w:t>
       </w:r>
     </w:p>
     <w:p>
-      <w:pPr>
-        <w:spacing w:after="0" w:before="0"/>
-      </w:pPr>
       <w:r>
-        <w:rPr>
-          <w:b w:val="0"/>
-          <w:i w:val="0"/>
-          <w:sz w:val="20"/>
-        </w:rPr>
-        <w:t>Positive Marks: 1</w:t>
+        <w:t xml:space="preserve">(a) Hypoglycemia</w:t>
       </w:r>
     </w:p>
     <w:p>
-      <w:pPr>
-        <w:spacing w:after="160" w:before="0"/>
-      </w:pPr>
       <w:r>
-        <w:rPr>
-          <w:b w:val="0"/>
-          <w:i w:val="0"/>
-          <w:sz w:val="20"/>
-        </w:rPr>
-        <w:t>Negative Marks: 0.25</w:t>
+        <w:t xml:space="preserve">(b) Insomnia</w:t>
       </w:r>
     </w:p>
     <w:p>
-      <w:pPr>
-        <w:spacing w:after="40" w:before="120"/>
-      </w:pPr>
       <w:r>
-        <w:rPr>
-          <w:b w:val="0"/>
-          <w:i w:val="0"/>
-          <w:sz w:val="22"/>
-        </w:rPr>
-        <w:t>Question: Which type of dietary fibre is most effective in preventing constipation?</w:t>
+        <w:t xml:space="preserve">(c) Constipation and dark stools</w:t>
       </w:r>
     </w:p>
     <w:p>
-      <w:pPr>
-        <w:spacing w:after="0" w:before="0"/>
-      </w:pPr>
       <w:r>
-        <w:rPr>
-          <w:b w:val="0"/>
-          <w:i w:val="0"/>
-          <w:sz w:val="22"/>
-        </w:rPr>
-        <w:t>(a) Insoluble fibre such as wheat bran and vegetables</w:t>
+        <w:t xml:space="preserve">(d) Weight loss</w:t>
       </w:r>
     </w:p>
     <w:p>
-      <w:pPr>
-        <w:spacing w:after="0" w:before="0"/>
-      </w:pPr>
       <w:r>
-        <w:rPr>
-          <w:b w:val="0"/>
-          <w:i w:val="0"/>
-          <w:sz w:val="22"/>
-        </w:rPr>
-        <w:t>(b) Saturated fat</w:t>
+        <w:t xml:space="preserve">Answer: c</w:t>
       </w:r>
     </w:p>
     <w:p>
-      <w:pPr>
-        <w:spacing w:after="0" w:before="0"/>
-      </w:pPr>
       <w:r>
-        <w:rPr>
-          <w:b w:val="0"/>
-          <w:i w:val="0"/>
-          <w:sz w:val="22"/>
-        </w:rPr>
-        <w:t>(c) Refined sugar</w:t>
+        <w:t xml:space="preserve">Solution: Oral iron commonly causes constipation and black stools — both expected; stool softeners and fluids relieve constipation.</w:t>
       </w:r>
     </w:p>
     <w:p>
-      <w:pPr>
-        <w:spacing w:after="0" w:before="0"/>
-      </w:pPr>
       <w:r>
-        <w:rPr>
-          <w:b w:val="0"/>
-          <w:i w:val="0"/>
-          <w:sz w:val="22"/>
-        </w:rPr>
-        <w:t>(d) Trans fat</w:t>
+        <w:t xml:space="preserve">Positive Marks: 1</w:t>
       </w:r>
     </w:p>
     <w:p>
-      <w:pPr>
-        <w:spacing w:after="0" w:before="40"/>
-      </w:pPr>
       <w:r>
-        <w:rPr>
-          <w:b/>
-          <w:i w:val="0"/>
-          <w:sz w:val="22"/>
-        </w:rPr>
-        <w:t>Answer: a</w:t>
+        <w:t xml:space="preserve">Negative Marks: 0.25</w:t>
       </w:r>
     </w:p>
     <w:p>
-      <w:pPr>
-        <w:spacing w:after="0" w:before="0"/>
-      </w:pPr>
       <w:r>
-        <w:rPr>
-          <w:b w:val="0"/>
-          <w:i w:val="0"/>
-          <w:sz w:val="21"/>
-        </w:rPr>
-        <w:t>Solution: Insoluble fibre—wheat bran, whole grains, vegetables—adds bulk and speeds stool passage, preventing constipation. Saturated fat (b), refined sugar (c), and trans fat (d) do not prevent constipation.</w:t>
+        <w:t xml:space="preserve"/>
       </w:r>
     </w:p>
     <w:p>
-      <w:pPr>
-        <w:spacing w:after="0" w:before="0"/>
-      </w:pPr>
       <w:r>
-        <w:rPr>
-          <w:b w:val="0"/>
-          <w:i w:val="0"/>
-          <w:sz w:val="20"/>
-        </w:rPr>
-        <w:t>Positive Marks: 1</w:t>
+        <w:t xml:space="preserve">Question: The trachea is also known as the:</w:t>
       </w:r>
     </w:p>
     <w:p>
-      <w:pPr>
-        <w:spacing w:after="160" w:before="0"/>
-      </w:pPr>
       <w:r>
-        <w:rPr>
-          <w:b w:val="0"/>
-          <w:i w:val="0"/>
-          <w:sz w:val="20"/>
-        </w:rPr>
-        <w:t>Negative Marks: 0.25</w:t>
+        <w:t xml:space="preserve">(a) Windpipe</w:t>
       </w:r>
     </w:p>
     <w:p>
-      <w:pPr>
-        <w:spacing w:after="40" w:before="120"/>
-      </w:pPr>
       <w:r>
-        <w:rPr>
-          <w:b w:val="0"/>
-          <w:i w:val="0"/>
-          <w:sz w:val="22"/>
-        </w:rPr>
-        <w:t>Question: In operant conditioning, a behaviour that is followed by a rewarding consequence is most likely to be:</w:t>
+        <w:t xml:space="preserve">(b) Voice box</w:t>
       </w:r>
     </w:p>
     <w:p>
-      <w:pPr>
-        <w:spacing w:after="0" w:before="0"/>
-      </w:pPr>
       <w:r>
-        <w:rPr>
-          <w:b w:val="0"/>
-          <w:i w:val="0"/>
-          <w:sz w:val="22"/>
-        </w:rPr>
-        <w:t>(a) Reinforced and repeated</w:t>
+        <w:t xml:space="preserve">(c) Food pipe</w:t>
       </w:r>
     </w:p>
     <w:p>
-      <w:pPr>
-        <w:spacing w:after="0" w:before="0"/>
-      </w:pPr>
       <w:r>
-        <w:rPr>
-          <w:b w:val="0"/>
-          <w:i w:val="0"/>
-          <w:sz w:val="22"/>
-        </w:rPr>
-        <w:t>(b) Extinguished</w:t>
+        <w:t xml:space="preserve">(d) Throat</w:t>
       </w:r>
     </w:p>
     <w:p>
-      <w:pPr>
-        <w:spacing w:after="0" w:before="0"/>
-      </w:pPr>
       <w:r>
-        <w:rPr>
-          <w:b w:val="0"/>
-          <w:i w:val="0"/>
-          <w:sz w:val="22"/>
-        </w:rPr>
-        <w:t>(c) Ignored</w:t>
+        <w:t xml:space="preserve">Answer: a</w:t>
       </w:r>
     </w:p>
     <w:p>
-      <w:pPr>
-        <w:spacing w:after="0" w:before="0"/>
-      </w:pPr>
       <w:r>
-        <w:rPr>
-          <w:b w:val="0"/>
-          <w:i w:val="0"/>
-          <w:sz w:val="22"/>
-        </w:rPr>
-        <w:t>(d) Punished</w:t>
+        <w:t xml:space="preserve">Solution: The trachea (windpipe) carries air from the larynx to the bronchi; the larynx is the voice box and the esophagus is the food pipe.</w:t>
       </w:r>
     </w:p>
     <w:p>
-      <w:pPr>
-        <w:spacing w:after="0" w:before="40"/>
-      </w:pPr>
       <w:r>
-        <w:rPr>
-          <w:b/>
-          <w:i w:val="0"/>
-          <w:sz w:val="22"/>
-        </w:rPr>
-        <w:t>Answer: a</w:t>
+        <w:t xml:space="preserve">Positive Marks: 1</w:t>
       </w:r>
     </w:p>
     <w:p>
-      <w:pPr>
-        <w:spacing w:after="0" w:before="0"/>
-      </w:pPr>
       <w:r>
-        <w:rPr>
-          <w:b w:val="0"/>
-          <w:i w:val="0"/>
-          <w:sz w:val="21"/>
-        </w:rPr>
-        <w:t>Solution: Operant conditioning (Skinner) holds that behaviour followed by reinforcement (reward) is strengthened and repeated, while behaviour followed by punishment or no reinforcement decreases. The other options describe weakening of behaviour.</w:t>
+        <w:t xml:space="preserve">Negative Marks: 0.25</w:t>
       </w:r>
     </w:p>
     <w:p>
-      <w:pPr>
-        <w:spacing w:after="0" w:before="0"/>
-      </w:pPr>
       <w:r>
-        <w:rPr>
-          <w:b w:val="0"/>
-          <w:i w:val="0"/>
-          <w:sz w:val="20"/>
-        </w:rPr>
-        <w:t>Positive Marks: 1</w:t>
+        <w:t xml:space="preserve"/>
       </w:r>
     </w:p>
     <w:p>
-      <w:pPr>
-        <w:spacing w:after="160" w:before="0"/>
-      </w:pPr>
       <w:r>
-        <w:rPr>
-          <w:b w:val="0"/>
-          <w:i w:val="0"/>
-          <w:sz w:val="20"/>
-        </w:rPr>
-        <w:t>Negative Marks: 0.25</w:t>
+        <w:t xml:space="preserve">Question: When using a bag-valve-mask device on an adult, the nurse delivers each breath over about:</w:t>
+      </w:r>
+    </w:p>
+    <w:p>
+      <w:r>
+        <w:t xml:space="preserve">(a) 5 seconds</w:t>
+      </w:r>
+    </w:p>
+    <w:p>
+      <w:r>
+        <w:t xml:space="preserve">(b) 0.5 seconds</w:t>
+      </w:r>
+    </w:p>
+    <w:p>
+      <w:r>
+        <w:t xml:space="preserve">(c) 10 seconds</w:t>
+      </w:r>
+    </w:p>
+    <w:p>
+      <w:r>
+        <w:t xml:space="preserve">(d) 1 second</w:t>
+      </w:r>
+    </w:p>
+    <w:p>
+      <w:r>
+        <w:t xml:space="preserve">Answer: d</w:t>
+      </w:r>
+    </w:p>
+    <w:p>
+      <w:r>
+        <w:t xml:space="preserve">Solution: Each rescue breath is given over about 1 second, enough to produce visible chest rise without overinflation.</w:t>
+      </w:r>
+    </w:p>
+    <w:p>
+      <w:r>
+        <w:t xml:space="preserve">Positive Marks: 1</w:t>
+      </w:r>
+    </w:p>
+    <w:p>
+      <w:r>
+        <w:t xml:space="preserve">Negative Marks: 0.25</w:t>
+      </w:r>
+    </w:p>
+    <w:p>
+      <w:r>
+        <w:t xml:space="preserve"/>
+      </w:r>
+    </w:p>
+    <w:p>
+      <w:r>
+        <w:t xml:space="preserve">Question: Combining cereals with pulses improves:</w:t>
+      </w:r>
+    </w:p>
+    <w:p>
+      <w:r>
+        <w:t xml:space="preserve">(a) Fat absorption</w:t>
+      </w:r>
+    </w:p>
+    <w:p>
+      <w:r>
+        <w:t xml:space="preserve">(b) Protein quality through complementary amino acids</w:t>
+      </w:r>
+    </w:p>
+    <w:p>
+      <w:r>
+        <w:t xml:space="preserve">(c) Water retention</w:t>
+      </w:r>
+    </w:p>
+    <w:p>
+      <w:r>
+        <w:t xml:space="preserve">(d) Sugar levels</w:t>
+      </w:r>
+    </w:p>
+    <w:p>
+      <w:r>
+        <w:t xml:space="preserve">Answer: b</w:t>
+      </w:r>
+    </w:p>
+    <w:p>
+      <w:r>
+        <w:t xml:space="preserve">Solution: Cereals lack lysine and pulses lack methionine; combining them provides a complete amino acid profile, improving protein quality.</w:t>
+      </w:r>
+    </w:p>
+    <w:p>
+      <w:r>
+        <w:t xml:space="preserve">Positive Marks: 1</w:t>
+      </w:r>
+    </w:p>
+    <w:p>
+      <w:r>
+        <w:t xml:space="preserve">Negative Marks: 0.25</w:t>
       </w:r>
     </w:p>
     <w:sectPr>
       <w:pgSz w:w="12240" w:h="15840"/>
-      <w:pgMar w:top="864" w:right="1008" w:bottom="864" w:left="1008" w:header="720" w:footer="720" w:gutter="0"/>
+      <w:pgMar w:top="1440" w:right="1800" w:bottom="1440" w:left="1800" w:header="720" w:footer="720" w:gutter="0"/>
       <w:cols w:space="720"/>
       <w:docGrid w:linePitch="360"/>
     </w:sectPr>
@@ -2715,10 +1365,6 @@
     <w:name w:val="Normal"/>
     <w:qFormat/>
     <w:rsid w:val="00FC693F"/>
-    <w:rPr>
-      <w:rFonts w:ascii="Calibri" w:hAnsi="Calibri"/>
-      <w:sz w:val="22"/>
-    </w:rPr>
   </w:style>
   <w:style w:type="paragraph" w:styleId="Header">
     <w:name w:val="header"/>
